--- a/tillsyn/A 34460-2025 tillsynsbegäran.docx
+++ b/tillsyn/A 34460-2025 tillsynsbegäran.docx
@@ -285,7 +285,7 @@
     <w:r>
       <w:tab/>
       <w:tab/>
-      <w:t>2026-06-18</w:t>
+      <w:t>2026-06-19</w:t>
       <w:br/>
       <w:br/>
     </w:r>

--- a/tillsyn/A 34460-2025 tillsynsbegäran.docx
+++ b/tillsyn/A 34460-2025 tillsynsbegäran.docx
@@ -285,7 +285,7 @@
     <w:r>
       <w:tab/>
       <w:tab/>
-      <w:t>2026-06-19</w:t>
+      <w:t>2026-06-20</w:t>
       <w:br/>
       <w:br/>
     </w:r>

--- a/tillsyn/A 34460-2025 tillsynsbegäran.docx
+++ b/tillsyn/A 34460-2025 tillsynsbegäran.docx
@@ -12,10 +12,7 @@
     </w:p>
     <w:p>
       <w:r>
-        <w:t>Detta dokument behandlar höga naturvärden i avverkningsanmälan A 34460-2025 i Bräcke kommun som inkom 2025-07-09 och omfattar 0,8 ha.</w:t>
-      </w:r>
-      <w:r>
-        <w:t xml:space="preserve"> I Figur 1 visas fyndplatser för naturvårdsarter i området, som finns registrerade på Artportalen.</w:t>
+        <w:t>Denna tillsynsbegäran behandlar höga naturvärden i avverkningsanmälan A 34460-2025 i Bräcke kommun som inkom 2025-07-09 och omfattar 0,8 ha.</w:t>
       </w:r>
     </w:p>
     <w:p>
@@ -63,7 +60,20 @@
         <w:spacing w:after="240"/>
       </w:pPr>
       <w:r>
-        <w:t>Figur 1. Fyndplatser för naturvårdsarter inom 22 meter från avverkningsanmälan (röd linje). Inom parentes anges rödlistekategorier, S för signalarter, Tför typiska arter och fridlysningsparagrafer i artskyddsförordningen.Markörer utan svart kant är placerade på fyndplatsen. Markörer med svart kant är placerade vid sidan av fyndplatsen och har ett svart streck som visar fyndplatsens exakta position. Kartans mittpunktskoordinat är N 6962074, E 571027 i SWEREF 99 TM.</w:t>
+        <w:t>Figur 1. Fyndplatser för naturvårdsarter inom 22 meter från avverkningsanmälan. Markörer utan svart kant är placerade på fyndplatsen. Markörer med svart kant är placerade vid sidan av fyndplatsen har ett svart streck som visar fyndplatsens exakta position. Kartans mittpunktskoordinat är N 6962074, E 571027 i SWEREF 99 TM.</w:t>
+      </w:r>
+    </w:p>
+    <w:p>
+      <w:r>
+        <w:t>Inom 22 meter från avverkningsanmälan finns fynd av 2 naturvårdsarter, varav 1 är rödlistad, 2 är typiska (T) och 1 är signalart (S): reliktbock (NT, T) och norrlandslav (S, T). Se Figur 1.</w:t>
+      </w:r>
+    </w:p>
+    <w:p>
+      <w:pPr>
+        <w:pStyle w:val="Heading1"/>
+      </w:pPr>
+      <w:r>
+        <w:t>Tillsynsbegäran</w:t>
       </w:r>
     </w:p>
     <w:p>
@@ -77,26 +87,45 @@
       </w:r>
     </w:p>
     <w:p>
-      <w:r>
-        <w:t>Nedan beskrivs fynd av naturvårdsarter som gjorts i det avverkningsanmälda området.</w:t>
-      </w:r>
-    </w:p>
-    <w:p>
       <w:pPr>
         <w:pStyle w:val="Heading1"/>
       </w:pPr>
       <w:r>
-        <w:t>Naturvårdsarter</w:t>
+        <w:t>Naturvårdsarter och fridlysta arter</w:t>
       </w:r>
     </w:p>
     <w:p>
       <w:r>
-        <w:t>Inom 22 meter från avverkningsanmälan har följande 2 naturvårdsarter hittats: reliktbock (NT, T) och norrlandslav (S, T). Av dessa är 1 rödlistade. För rödlistade arter har rödlistekategorin angivits inom parentes. Arter som är signalarter enligt Skogsstyrelsen har markerats med (S). Typiska arter inom Natura 2000 som är kopplade till skogsekosystem har markerats med (T).</w:t>
+        <w:t>Nedan följer beskrivningar av de naturvårdsarter och fridlysta arter som har sina livsmiljöer och växtplatser i den avverkningsanmälda skogen. De påträffade naturvårdsarterna är ett tydligt kvitto på att det rör sig om en skog med höga naturvärden.</w:t>
       </w:r>
     </w:p>
     <w:p>
       <w:r>
-        <w:t>De påträffade naturvårdsarterna är ett tydligt kvitto på att det rör sig om en skog med höga naturvärden.</w:t>
+        <w:rPr>
+          <w:b/>
+        </w:rPr>
+        <w:t>Reliktbock (NT)</w:t>
+      </w:r>
+      <w:r>
+        <w:t xml:space="preserve"> är en skalbagge vars larvutveckling sker i tjock, solexponerad skorpbark på gamla, levande tallar. Ofta i träd som under längre tid stått fritt och öppet, t.ex. i kantzoner i odlingslandskap, längs stränder och åsar, men också i gles, gammal tallskog på mager mark. Arten är brandgynnad genom att omgivande småträd och buskar försvinner vid lågintensiva bränder samtidigt som gamla tallar överlever och förblir solexponerade. Minskningstakten för den svenska populationen bedöms vara nära gränsvärdet för Sårbar (VU) och i den europeiska rödlistan är reliktbock rödlistad som Sårbar (VU) vilket innebär att Sverige har ett internationellt ansvar för arten. Gamla tallskogar bör få ett långsiktigt skydd, och inte slutavverkas. Reliktbock är typisk art för </w:t>
+      </w:r>
+      <w:r>
+        <w:rPr>
+          <w:i/>
+        </w:rPr>
+        <w:t>9010 Taiga</w:t>
+      </w:r>
+      <w:r>
+        <w:t xml:space="preserve"> och</w:t>
+      </w:r>
+      <w:r>
+        <w:rPr>
+          <w:i/>
+        </w:rPr>
+        <w:t xml:space="preserve"> 9060 Åsbarrskog</w:t>
+      </w:r>
+      <w:r>
+        <w:t xml:space="preserve"> (SLU Artdatabanken, 2024; IUCN, 2016).</w:t>
       </w:r>
     </w:p>
     <w:p>
@@ -126,35 +155,6 @@
       </w:r>
       <w:r>
         <w:t>(Nitare &amp; Skogsstyrelsen, 2000; SLU Artdatabanken, 2025).</w:t>
-      </w:r>
-    </w:p>
-    <w:p>
-      <w:r>
-        <w:rPr>
-          <w:b/>
-        </w:rPr>
-        <w:t>Reliktbock (NT)</w:t>
-      </w:r>
-      <w:r>
-        <w:t xml:space="preserve"> är en skalbagge vars larvutveckling sker i tjock, solexponerad skorpbark på gamla, levande tallar. Ofta i träd som under längre tid stått fritt och öppet, t.ex. i kantzoner i odlingslandskap, längs stränder och åsar, men också i gles, gammal tallskog på mager mark. Arten är brandgynnad genom att omgivande småträd och buskar försvinner vid lågintensiva bränder samtidigt som gamla tallar överlever och förblir solexponerade. Minskningstakten för den svenska populationen bedöms vara nära gränsvärdet för Sårbar (VU) och i den europeiska rödlistan är reliktbock rödlistad som Sårbar (VU) vilket innebär att Sverige har ett internationellt ansvar för arten. Gamla tallskogar bör få ett långsiktigt skydd, och inte slutavverkas. Reliktbock är typisk art för </w:t>
-      </w:r>
-      <w:r>
-        <w:rPr>
-          <w:i/>
-        </w:rPr>
-        <w:t>9010 Taiga</w:t>
-      </w:r>
-      <w:r>
-        <w:t xml:space="preserve"> och</w:t>
-      </w:r>
-      <w:r>
-        <w:rPr>
-          <w:i/>
-        </w:rPr>
-        <w:t xml:space="preserve"> 9060 Åsbarrskog</w:t>
-      </w:r>
-      <w:r>
-        <w:t xml:space="preserve"> (SLU Artdatabanken, 2024; IUCN, 2016).</w:t>
       </w:r>
     </w:p>
     <w:sectPr>
@@ -285,7 +285,7 @@
     <w:r>
       <w:tab/>
       <w:tab/>
-      <w:t>2026-06-20</w:t>
+      <w:t>2026-06-21</w:t>
       <w:br/>
       <w:br/>
     </w:r>

--- a/tillsyn/A 34460-2025 tillsynsbegäran.docx
+++ b/tillsyn/A 34460-2025 tillsynsbegäran.docx
@@ -285,7 +285,7 @@
     <w:r>
       <w:tab/>
       <w:tab/>
-      <w:t>2026-06-21</w:t>
+      <w:t>2026-06-22</w:t>
       <w:br/>
       <w:br/>
     </w:r>

--- a/tillsyn/A 34460-2025 tillsynsbegäran.docx
+++ b/tillsyn/A 34460-2025 tillsynsbegäran.docx
@@ -285,7 +285,7 @@
     <w:r>
       <w:tab/>
       <w:tab/>
-      <w:t>2026-06-22</w:t>
+      <w:t>2026-06-23</w:t>
       <w:br/>
       <w:br/>
     </w:r>

--- a/tillsyn/A 34460-2025 tillsynsbegäran.docx
+++ b/tillsyn/A 34460-2025 tillsynsbegäran.docx
@@ -285,7 +285,7 @@
     <w:r>
       <w:tab/>
       <w:tab/>
-      <w:t>2026-06-23</w:t>
+      <w:t>2026-06-24</w:t>
       <w:br/>
       <w:br/>
     </w:r>

--- a/tillsyn/A 34460-2025 tillsynsbegäran.docx
+++ b/tillsyn/A 34460-2025 tillsynsbegäran.docx
@@ -285,7 +285,7 @@
     <w:r>
       <w:tab/>
       <w:tab/>
-      <w:t>2026-06-24</w:t>
+      <w:t>2026-06-25</w:t>
       <w:br/>
       <w:br/>
     </w:r>

--- a/tillsyn/A 34460-2025 tillsynsbegäran.docx
+++ b/tillsyn/A 34460-2025 tillsynsbegäran.docx
@@ -285,7 +285,7 @@
     <w:r>
       <w:tab/>
       <w:tab/>
-      <w:t>2026-06-25</w:t>
+      <w:t>2026-06-26</w:t>
       <w:br/>
       <w:br/>
     </w:r>

--- a/tillsyn/A 34460-2025 tillsynsbegäran.docx
+++ b/tillsyn/A 34460-2025 tillsynsbegäran.docx
@@ -285,7 +285,7 @@
     <w:r>
       <w:tab/>
       <w:tab/>
-      <w:t>2026-06-26</w:t>
+      <w:t>2026-06-27</w:t>
       <w:br/>
       <w:br/>
     </w:r>

--- a/tillsyn/A 34460-2025 tillsynsbegäran.docx
+++ b/tillsyn/A 34460-2025 tillsynsbegäran.docx
@@ -285,7 +285,7 @@
     <w:r>
       <w:tab/>
       <w:tab/>
-      <w:t>2026-06-27</w:t>
+      <w:t>2026-06-28</w:t>
       <w:br/>
       <w:br/>
     </w:r>

--- a/tillsyn/A 34460-2025 tillsynsbegäran.docx
+++ b/tillsyn/A 34460-2025 tillsynsbegäran.docx
@@ -285,7 +285,7 @@
     <w:r>
       <w:tab/>
       <w:tab/>
-      <w:t>2026-06-28</w:t>
+      <w:t>2026-06-29</w:t>
       <w:br/>
       <w:br/>
     </w:r>

--- a/tillsyn/A 34460-2025 tillsynsbegäran.docx
+++ b/tillsyn/A 34460-2025 tillsynsbegäran.docx
@@ -285,7 +285,7 @@
     <w:r>
       <w:tab/>
       <w:tab/>
-      <w:t>2026-06-29</w:t>
+      <w:t>2026-06-30</w:t>
       <w:br/>
       <w:br/>
     </w:r>

--- a/tillsyn/A 34460-2025 tillsynsbegäran.docx
+++ b/tillsyn/A 34460-2025 tillsynsbegäran.docx
@@ -285,7 +285,7 @@
     <w:r>
       <w:tab/>
       <w:tab/>
-      <w:t>2026-06-30</w:t>
+      <w:t>2026-07-01</w:t>
       <w:br/>
       <w:br/>
     </w:r>

--- a/tillsyn/A 34460-2025 tillsynsbegäran.docx
+++ b/tillsyn/A 34460-2025 tillsynsbegäran.docx
@@ -285,7 +285,7 @@
     <w:r>
       <w:tab/>
       <w:tab/>
-      <w:t>2026-07-01</w:t>
+      <w:t>2026-07-02</w:t>
       <w:br/>
       <w:br/>
     </w:r>

--- a/tillsyn/A 34460-2025 tillsynsbegäran.docx
+++ b/tillsyn/A 34460-2025 tillsynsbegäran.docx
@@ -285,7 +285,7 @@
     <w:r>
       <w:tab/>
       <w:tab/>
-      <w:t>2026-07-13</w:t>
+      <w:t>2026-07-14</w:t>
       <w:br/>
       <w:br/>
     </w:r>

--- a/tillsyn/A 34460-2025 tillsynsbegäran.docx
+++ b/tillsyn/A 34460-2025 tillsynsbegäran.docx
@@ -285,7 +285,7 @@
     <w:r>
       <w:tab/>
       <w:tab/>
-      <w:t>2026-07-14</w:t>
+      <w:t>2026-07-15</w:t>
       <w:br/>
       <w:br/>
     </w:r>

--- a/tillsyn/A 34460-2025 tillsynsbegäran.docx
+++ b/tillsyn/A 34460-2025 tillsynsbegäran.docx
@@ -285,7 +285,7 @@
     <w:r>
       <w:tab/>
       <w:tab/>
-      <w:t>2026-07-15</w:t>
+      <w:t>2026-07-16</w:t>
       <w:br/>
       <w:br/>
     </w:r>

--- a/tillsyn/A 34460-2025 tillsynsbegäran.docx
+++ b/tillsyn/A 34460-2025 tillsynsbegäran.docx
@@ -285,7 +285,7 @@
     <w:r>
       <w:tab/>
       <w:tab/>
-      <w:t>2026-07-16</w:t>
+      <w:t>2026-07-17</w:t>
       <w:br/>
       <w:br/>
     </w:r>

--- a/tillsyn/A 34460-2025 tillsynsbegäran.docx
+++ b/tillsyn/A 34460-2025 tillsynsbegäran.docx
@@ -285,7 +285,7 @@
     <w:r>
       <w:tab/>
       <w:tab/>
-      <w:t>2026-07-17</w:t>
+      <w:t>2026-07-18</w:t>
       <w:br/>
       <w:br/>
     </w:r>

--- a/tillsyn/A 34460-2025 tillsynsbegäran.docx
+++ b/tillsyn/A 34460-2025 tillsynsbegäran.docx
@@ -285,7 +285,7 @@
     <w:r>
       <w:tab/>
       <w:tab/>
-      <w:t>2026-07-18</w:t>
+      <w:t>2026-07-19</w:t>
       <w:br/>
       <w:br/>
     </w:r>

--- a/tillsyn/A 34460-2025 tillsynsbegäran.docx
+++ b/tillsyn/A 34460-2025 tillsynsbegäran.docx
@@ -285,7 +285,7 @@
     <w:r>
       <w:tab/>
       <w:tab/>
-      <w:t>2026-07-19</w:t>
+      <w:t>2026-07-20</w:t>
       <w:br/>
       <w:br/>
     </w:r>

--- a/tillsyn/A 34460-2025 tillsynsbegäran.docx
+++ b/tillsyn/A 34460-2025 tillsynsbegäran.docx
@@ -285,7 +285,7 @@
     <w:r>
       <w:tab/>
       <w:tab/>
-      <w:t>2026-07-20</w:t>
+      <w:t>2026-07-21</w:t>
       <w:br/>
       <w:br/>
     </w:r>

--- a/tillsyn/A 34460-2025 tillsynsbegäran.docx
+++ b/tillsyn/A 34460-2025 tillsynsbegäran.docx
@@ -285,7 +285,7 @@
     <w:r>
       <w:tab/>
       <w:tab/>
-      <w:t>2026-07-21</w:t>
+      <w:t>2026-07-22</w:t>
       <w:br/>
       <w:br/>
     </w:r>

--- a/tillsyn/A 34460-2025 tillsynsbegäran.docx
+++ b/tillsyn/A 34460-2025 tillsynsbegäran.docx
@@ -285,7 +285,7 @@
     <w:r>
       <w:tab/>
       <w:tab/>
-      <w:t>2026-07-22</w:t>
+      <w:t>2026-07-23</w:t>
       <w:br/>
       <w:br/>
     </w:r>

--- a/tillsyn/A 34460-2025 tillsynsbegäran.docx
+++ b/tillsyn/A 34460-2025 tillsynsbegäran.docx
@@ -285,7 +285,7 @@
     <w:r>
       <w:tab/>
       <w:tab/>
-      <w:t>2026-07-23</w:t>
+      <w:t>2026-07-24</w:t>
       <w:br/>
       <w:br/>
     </w:r>

--- a/tillsyn/A 34460-2025 tillsynsbegäran.docx
+++ b/tillsyn/A 34460-2025 tillsynsbegäran.docx
@@ -285,7 +285,7 @@
     <w:r>
       <w:tab/>
       <w:tab/>
-      <w:t>2026-07-24</w:t>
+      <w:t>2026-07-25</w:t>
       <w:br/>
       <w:br/>
     </w:r>

--- a/tillsyn/A 34460-2025 tillsynsbegäran.docx
+++ b/tillsyn/A 34460-2025 tillsynsbegäran.docx
@@ -285,7 +285,7 @@
     <w:r>
       <w:tab/>
       <w:tab/>
-      <w:t>2026-07-25</w:t>
+      <w:t>2026-07-26</w:t>
       <w:br/>
       <w:br/>
     </w:r>

--- a/tillsyn/A 34460-2025 tillsynsbegäran.docx
+++ b/tillsyn/A 34460-2025 tillsynsbegäran.docx
@@ -285,7 +285,7 @@
     <w:r>
       <w:tab/>
       <w:tab/>
-      <w:t>2026-07-26</w:t>
+      <w:t>2026-07-27</w:t>
       <w:br/>
       <w:br/>
     </w:r>

--- a/tillsyn/A 34460-2025 tillsynsbegäran.docx
+++ b/tillsyn/A 34460-2025 tillsynsbegäran.docx
@@ -285,7 +285,7 @@
     <w:r>
       <w:tab/>
       <w:tab/>
-      <w:t>2026-07-27</w:t>
+      <w:t>2026-07-28</w:t>
       <w:br/>
       <w:br/>
     </w:r>

--- a/tillsyn/A 34460-2025 tillsynsbegäran.docx
+++ b/tillsyn/A 34460-2025 tillsynsbegäran.docx
@@ -285,7 +285,7 @@
     <w:r>
       <w:tab/>
       <w:tab/>
-      <w:t>2026-07-28</w:t>
+      <w:t>2026-07-29</w:t>
       <w:br/>
       <w:br/>
     </w:r>

--- a/tillsyn/A 34460-2025 tillsynsbegäran.docx
+++ b/tillsyn/A 34460-2025 tillsynsbegäran.docx
@@ -285,7 +285,7 @@
     <w:r>
       <w:tab/>
       <w:tab/>
-      <w:t>2026-07-29</w:t>
+      <w:t>2026-07-30</w:t>
       <w:br/>
       <w:br/>
     </w:r>

--- a/tillsyn/A 34460-2025 tillsynsbegäran.docx
+++ b/tillsyn/A 34460-2025 tillsynsbegäran.docx
@@ -285,7 +285,7 @@
     <w:r>
       <w:tab/>
       <w:tab/>
-      <w:t>2026-07-30</w:t>
+      <w:t>2026-07-31</w:t>
       <w:br/>
       <w:br/>
     </w:r>

--- a/tillsyn/A 34460-2025 tillsynsbegäran.docx
+++ b/tillsyn/A 34460-2025 tillsynsbegäran.docx
@@ -285,7 +285,7 @@
     <w:r>
       <w:tab/>
       <w:tab/>
-      <w:t>2026-07-31</w:t>
+      <w:t>2026-08-01</w:t>
       <w:br/>
       <w:br/>
     </w:r>

--- a/tillsyn/A 34460-2025 tillsynsbegäran.docx
+++ b/tillsyn/A 34460-2025 tillsynsbegäran.docx
@@ -285,7 +285,7 @@
     <w:r>
       <w:tab/>
       <w:tab/>
-      <w:t>2026-08-01</w:t>
+      <w:t>2026-08-02</w:t>
       <w:br/>
       <w:br/>
     </w:r>

--- a/tillsyn/A 34460-2025 tillsynsbegäran.docx
+++ b/tillsyn/A 34460-2025 tillsynsbegäran.docx
@@ -285,7 +285,7 @@
     <w:r>
       <w:tab/>
       <w:tab/>
-      <w:t>2026-08-02</w:t>
+      <w:t>2026-08-03</w:t>
       <w:br/>
       <w:br/>
     </w:r>

--- a/tillsyn/A 34460-2025 tillsynsbegäran.docx
+++ b/tillsyn/A 34460-2025 tillsynsbegäran.docx
@@ -285,7 +285,7 @@
     <w:r>
       <w:tab/>
       <w:tab/>
-      <w:t>2026-08-03</w:t>
+      <w:t>2026-08-04</w:t>
       <w:br/>
       <w:br/>
     </w:r>

--- a/tillsyn/A 34460-2025 tillsynsbegäran.docx
+++ b/tillsyn/A 34460-2025 tillsynsbegäran.docx
@@ -285,7 +285,7 @@
     <w:r>
       <w:tab/>
       <w:tab/>
-      <w:t>2026-08-04</w:t>
+      <w:t>2026-08-05</w:t>
       <w:br/>
       <w:br/>
     </w:r>

--- a/tillsyn/A 34460-2025 tillsynsbegäran.docx
+++ b/tillsyn/A 34460-2025 tillsynsbegäran.docx
@@ -285,7 +285,7 @@
     <w:r>
       <w:tab/>
       <w:tab/>
-      <w:t>2026-08-05</w:t>
+      <w:t>2026-08-07</w:t>
       <w:br/>
       <w:br/>
     </w:r>

--- a/tillsyn/A 34460-2025 tillsynsbegäran.docx
+++ b/tillsyn/A 34460-2025 tillsynsbegäran.docx
@@ -285,7 +285,7 @@
     <w:r>
       <w:tab/>
       <w:tab/>
-      <w:t>2026-08-07</w:t>
+      <w:t>2026-08-08</w:t>
       <w:br/>
       <w:br/>
     </w:r>

--- a/tillsyn/A 34460-2025 tillsynsbegäran.docx
+++ b/tillsyn/A 34460-2025 tillsynsbegäran.docx
@@ -60,7 +60,7 @@
         <w:spacing w:after="240"/>
       </w:pPr>
       <w:r>
-        <w:t>Figur 1. Fyndplatser för naturvårdsarter inom 22 meter från avverkningsanmälan. Markörer utan svart kant är placerade på fyndplatsen. Markörer med svart kant är placerade vid sidan av fyndplatsen har ett svart streck som visar fyndplatsens exakta position. Kartans mittpunktskoordinat är N 6962074, E 571027 i SWEREF 99 TM.</w:t>
+        <w:t>Figur 1. Fyndplatser för naturvårdsarter inom 22 meter från avverkningsanmälan. Markörer utan svart kant är placerade på fyndplatsen. Markörer med svart kant är placerade vid sidan av fyndplatsen och har ett svart streck som visar fyndplatsens exakta position. Kartans mittpunktskoordinat är N 6962074, E 571027 i SWEREF 99 TM.</w:t>
       </w:r>
     </w:p>
     <w:p>
@@ -285,7 +285,7 @@
     <w:r>
       <w:tab/>
       <w:tab/>
-      <w:t>2026-08-14</w:t>
+      <w:t>2026-08-15</w:t>
       <w:br/>
       <w:br/>
     </w:r>

--- a/tillsyn/A 34460-2025 tillsynsbegäran.docx
+++ b/tillsyn/A 34460-2025 tillsynsbegäran.docx
@@ -285,7 +285,7 @@
     <w:r>
       <w:tab/>
       <w:tab/>
-      <w:t>2026-08-15</w:t>
+      <w:t>2026-08-16</w:t>
       <w:br/>
       <w:br/>
     </w:r>

--- a/tillsyn/A 34460-2025 tillsynsbegäran.docx
+++ b/tillsyn/A 34460-2025 tillsynsbegäran.docx
@@ -285,7 +285,7 @@
     <w:r>
       <w:tab/>
       <w:tab/>
-      <w:t>2026-08-16</w:t>
+      <w:t>2026-08-17</w:t>
       <w:br/>
       <w:br/>
     </w:r>

--- a/tillsyn/A 34460-2025 tillsynsbegäran.docx
+++ b/tillsyn/A 34460-2025 tillsynsbegäran.docx
@@ -285,7 +285,7 @@
     <w:r>
       <w:tab/>
       <w:tab/>
-      <w:t>2026-08-17</w:t>
+      <w:t>2026-08-18</w:t>
       <w:br/>
       <w:br/>
     </w:r>

--- a/tillsyn/A 34460-2025 tillsynsbegäran.docx
+++ b/tillsyn/A 34460-2025 tillsynsbegäran.docx
@@ -285,7 +285,7 @@
     <w:r>
       <w:tab/>
       <w:tab/>
-      <w:t>2026-08-18</w:t>
+      <w:t>2026-08-19</w:t>
       <w:br/>
       <w:br/>
     </w:r>

--- a/tillsyn/A 34460-2025 tillsynsbegäran.docx
+++ b/tillsyn/A 34460-2025 tillsynsbegäran.docx
@@ -285,7 +285,7 @@
     <w:r>
       <w:tab/>
       <w:tab/>
-      <w:t>2026-08-19</w:t>
+      <w:t>2026-08-20</w:t>
       <w:br/>
       <w:br/>
     </w:r>

--- a/tillsyn/A 34460-2025 tillsynsbegäran.docx
+++ b/tillsyn/A 34460-2025 tillsynsbegäran.docx
@@ -285,7 +285,7 @@
     <w:r>
       <w:tab/>
       <w:tab/>
-      <w:t>2026-08-20</w:t>
+      <w:t>2026-08-21</w:t>
       <w:br/>
       <w:br/>
     </w:r>

--- a/tillsyn/A 34460-2025 tillsynsbegäran.docx
+++ b/tillsyn/A 34460-2025 tillsynsbegäran.docx
@@ -285,7 +285,7 @@
     <w:r>
       <w:tab/>
       <w:tab/>
-      <w:t>2026-08-21</w:t>
+      <w:t>2026-08-22</w:t>
       <w:br/>
       <w:br/>
     </w:r>

--- a/tillsyn/A 34460-2025 tillsynsbegäran.docx
+++ b/tillsyn/A 34460-2025 tillsynsbegäran.docx
@@ -285,7 +285,7 @@
     <w:r>
       <w:tab/>
       <w:tab/>
-      <w:t>2026-08-22</w:t>
+      <w:t>2026-08-23</w:t>
       <w:br/>
       <w:br/>
     </w:r>

--- a/tillsyn/A 34460-2025 tillsynsbegäran.docx
+++ b/tillsyn/A 34460-2025 tillsynsbegäran.docx
@@ -285,7 +285,7 @@
     <w:r>
       <w:tab/>
       <w:tab/>
-      <w:t>2026-08-23</w:t>
+      <w:t>2026-08-24</w:t>
       <w:br/>
       <w:br/>
     </w:r>

--- a/tillsyn/A 34460-2025 tillsynsbegäran.docx
+++ b/tillsyn/A 34460-2025 tillsynsbegäran.docx
@@ -285,7 +285,7 @@
     <w:r>
       <w:tab/>
       <w:tab/>
-      <w:t>2026-08-24</w:t>
+      <w:t>2026-08-25</w:t>
       <w:br/>
       <w:br/>
     </w:r>

--- a/tillsyn/A 34460-2025 tillsynsbegäran.docx
+++ b/tillsyn/A 34460-2025 tillsynsbegäran.docx
@@ -285,7 +285,7 @@
     <w:r>
       <w:tab/>
       <w:tab/>
-      <w:t>2026-08-25</w:t>
+      <w:t>2026-08-26</w:t>
       <w:br/>
       <w:br/>
     </w:r>

--- a/tillsyn/A 34460-2025 tillsynsbegäran.docx
+++ b/tillsyn/A 34460-2025 tillsynsbegäran.docx
@@ -285,7 +285,7 @@
     <w:r>
       <w:tab/>
       <w:tab/>
-      <w:t>2026-08-26</w:t>
+      <w:t>2026-08-27</w:t>
       <w:br/>
       <w:br/>
     </w:r>

--- a/tillsyn/A 34460-2025 tillsynsbegäran.docx
+++ b/tillsyn/A 34460-2025 tillsynsbegäran.docx
@@ -285,7 +285,7 @@
     <w:r>
       <w:tab/>
       <w:tab/>
-      <w:t>2026-08-27</w:t>
+      <w:t>2026-08-28</w:t>
       <w:br/>
       <w:br/>
     </w:r>

--- a/tillsyn/A 34460-2025 tillsynsbegäran.docx
+++ b/tillsyn/A 34460-2025 tillsynsbegäran.docx
@@ -285,7 +285,7 @@
     <w:r>
       <w:tab/>
       <w:tab/>
-      <w:t>2026-08-28</w:t>
+      <w:t>2026-08-29</w:t>
       <w:br/>
       <w:br/>
     </w:r>

--- a/tillsyn/A 34460-2025 tillsynsbegäran.docx
+++ b/tillsyn/A 34460-2025 tillsynsbegäran.docx
@@ -285,7 +285,7 @@
     <w:r>
       <w:tab/>
       <w:tab/>
-      <w:t>2026-08-29</w:t>
+      <w:t>2026-08-31</w:t>
       <w:br/>
       <w:br/>
     </w:r>

--- a/tillsyn/A 34460-2025 tillsynsbegäran.docx
+++ b/tillsyn/A 34460-2025 tillsynsbegäran.docx
@@ -285,7 +285,7 @@
     <w:r>
       <w:tab/>
       <w:tab/>
-      <w:t>2026-08-31</w:t>
+      <w:t>2026-09-01</w:t>
       <w:br/>
       <w:br/>
     </w:r>

--- a/tillsyn/A 34460-2025 tillsynsbegäran.docx
+++ b/tillsyn/A 34460-2025 tillsynsbegäran.docx
@@ -285,7 +285,7 @@
     <w:r>
       <w:tab/>
       <w:tab/>
-      <w:t>2026-09-01</w:t>
+      <w:t>2026-09-02</w:t>
       <w:br/>
       <w:br/>
     </w:r>

--- a/tillsyn/A 34460-2025 tillsynsbegäran.docx
+++ b/tillsyn/A 34460-2025 tillsynsbegäran.docx
@@ -285,7 +285,7 @@
     <w:r>
       <w:tab/>
       <w:tab/>
-      <w:t>2026-09-02</w:t>
+      <w:t>2026-09-03</w:t>
       <w:br/>
       <w:br/>
     </w:r>

--- a/tillsyn/A 34460-2025 tillsynsbegäran.docx
+++ b/tillsyn/A 34460-2025 tillsynsbegäran.docx
@@ -285,7 +285,7 @@
     <w:r>
       <w:tab/>
       <w:tab/>
-      <w:t>2026-09-03</w:t>
+      <w:t>2026-09-04</w:t>
       <w:br/>
       <w:br/>
     </w:r>

--- a/tillsyn/A 34460-2025 tillsynsbegäran.docx
+++ b/tillsyn/A 34460-2025 tillsynsbegäran.docx
@@ -285,7 +285,7 @@
     <w:r>
       <w:tab/>
       <w:tab/>
-      <w:t>2026-09-04</w:t>
+      <w:t>2026-09-05</w:t>
       <w:br/>
       <w:br/>
     </w:r>
